--- a/03_goingon/北邮校赛/paper/论文正文.docx
+++ b/03_goingon/北邮校赛/paper/论文正文.docx
@@ -492,7 +492,6 @@
         </m:r>
       </m:oMath>
       <w:r>
-        <m:rPr/>
         <w:rPr>
           <w:rFonts w:hint="eastAsia" w:asciiTheme="minorHAnsi" w:hAnsiTheme="minorHAnsi" w:eastAsiaTheme="minorEastAsia" w:cstheme="minorBidi"/>
           <w:kern w:val="0"/>
@@ -500,23 +499,12 @@
           <w:szCs w:val="24"/>
           <w:lang w:val="en-US" w:eastAsia="zh-CN" w:bidi="ar"/>
         </w:rPr>
-        <w:t xml:space="preserve"> </w:t>
-      </w:r>
-      <w:r>
-        <w:rPr>
-          <w:rFonts w:hint="eastAsia" w:asciiTheme="minorHAnsi" w:hAnsiTheme="minorHAnsi" w:eastAsiaTheme="minorEastAsia" w:cstheme="minorBidi"/>
-          <w:kern w:val="0"/>
-          <w:sz w:val="24"/>
-          <w:szCs w:val="24"/>
-          <w:lang w:val="en-US" w:eastAsia="zh-CN" w:bidi="ar"/>
-        </w:rPr>
-        <w:t>，则区段内的线性退化模型可表示为：</w:t>
+        <w:t xml:space="preserve"> ，则区段内的线性退化模型可表示为：</w:t>
       </w:r>
     </w:p>
     <w:p>
       <w:pPr>
         <w:pStyle w:val="4"/>
-        <m:rPr/>
         <w:rPr>
           <w:rFonts w:hint="default" w:asciiTheme="minorHAnsi" w:hAnsiTheme="minorHAnsi" w:eastAsiaTheme="minorEastAsia" w:cstheme="minorBidi"/>
           <w:kern w:val="0"/>
@@ -829,7 +817,6 @@
     <w:p>
       <w:pPr>
         <w:pStyle w:val="4"/>
-        <m:rPr/>
         <w:rPr>
           <w:rFonts w:hint="eastAsia" w:asciiTheme="minorHAnsi" w:hAnsiTheme="minorHAnsi" w:eastAsiaTheme="minorEastAsia" w:cstheme="minorBidi"/>
           <w:kern w:val="0"/>
@@ -839,7 +826,6 @@
         </w:rPr>
       </w:pPr>
       <w:r>
-        <m:rPr/>
         <w:rPr>
           <w:rFonts w:hint="eastAsia" w:asciiTheme="minorHAnsi" w:hAnsiTheme="minorHAnsi" w:eastAsiaTheme="minorEastAsia" w:cstheme="minorBidi"/>
           <w:kern w:val="0"/>
@@ -913,7 +899,6 @@
         </m:sSub>
       </m:oMath>
       <w:r>
-        <m:rPr/>
         <w:rPr>
           <w:rFonts w:hint="eastAsia" w:asciiTheme="minorHAnsi" w:hAnsiTheme="minorHAnsi" w:eastAsiaTheme="minorEastAsia" w:cstheme="minorBidi"/>
           <w:kern w:val="0"/>
@@ -923,73 +908,70 @@
         </w:rPr>
         <w:t>为该区段初始透水率水平，</w:t>
       </w:r>
-      <m:oMathPara>
-        <m:oMath>
-          <m:sSub>
-            <m:sSubPr>
-              <m:ctrlPr>
-                <w:rPr>
-                  <w:rFonts w:hint="default" w:ascii="Cambria Math" w:hAnsi="Cambria Math" w:eastAsiaTheme="minorEastAsia" w:cstheme="minorBidi"/>
-                  <w:kern w:val="0"/>
-                  <w:sz w:val="24"/>
-                  <w:szCs w:val="24"/>
-                  <w:lang w:val="en-US" w:eastAsia="zh-CN" w:bidi="ar"/>
-                </w:rPr>
-              </m:ctrlPr>
-            </m:sSubPr>
-            <m:e>
-              <m:r>
-                <m:rPr>
-                  <m:sty m:val="p"/>
-                </m:rPr>
-                <w:rPr>
-                  <w:rFonts w:hint="default" w:ascii="Cambria Math" w:hAnsi="Cambria Math" w:eastAsiaTheme="minorEastAsia" w:cstheme="minorBidi"/>
-                  <w:kern w:val="0"/>
-                  <w:sz w:val="24"/>
-                  <w:szCs w:val="24"/>
-                  <w:lang w:val="en-US" w:eastAsia="zh-CN" w:bidi="ar"/>
-                </w:rPr>
-                <m:t>b</m:t>
-              </m:r>
-              <m:ctrlPr>
-                <w:rPr>
-                  <w:rFonts w:hint="eastAsia" w:ascii="Cambria Math" w:hAnsi="Cambria Math" w:eastAsiaTheme="minorEastAsia" w:cstheme="minorBidi"/>
-                  <w:kern w:val="0"/>
-                  <w:sz w:val="24"/>
-                  <w:szCs w:val="24"/>
-                  <w:lang w:val="en-US" w:eastAsia="zh-CN" w:bidi="ar"/>
-                </w:rPr>
-              </m:ctrlPr>
-            </m:e>
-            <m:sub>
-              <m:r>
-                <m:rPr>
-                  <m:sty m:val="p"/>
-                </m:rPr>
-                <w:rPr>
-                  <w:rFonts w:hint="default" w:ascii="Cambria Math" w:hAnsi="Cambria Math" w:eastAsiaTheme="minorEastAsia" w:cstheme="minorBidi"/>
-                  <w:kern w:val="0"/>
-                  <w:sz w:val="24"/>
-                  <w:szCs w:val="24"/>
-                  <w:lang w:val="en-US" w:eastAsia="zh-CN" w:bidi="ar"/>
-                </w:rPr>
-                <m:t>i</m:t>
-              </m:r>
-              <m:ctrlPr>
-                <w:rPr>
-                  <w:rFonts w:hint="eastAsia" w:ascii="Cambria Math" w:hAnsi="Cambria Math" w:eastAsiaTheme="minorEastAsia" w:cstheme="minorBidi"/>
-                  <w:kern w:val="0"/>
-                  <w:sz w:val="24"/>
-                  <w:szCs w:val="24"/>
-                  <w:lang w:val="en-US" w:eastAsia="zh-CN" w:bidi="ar"/>
-                </w:rPr>
-              </m:ctrlPr>
-            </m:sub>
-          </m:sSub>
-        </m:oMath>
-      </m:oMathPara>
-      <w:r>
-        <m:rPr/>
+      <m:oMath>
+        <m:sSub>
+          <m:sSubPr>
+            <m:ctrlPr>
+              <w:rPr>
+                <w:rFonts w:hint="default" w:ascii="Cambria Math" w:hAnsi="Cambria Math" w:eastAsiaTheme="minorEastAsia" w:cstheme="minorBidi"/>
+                <w:kern w:val="0"/>
+                <w:sz w:val="24"/>
+                <w:szCs w:val="24"/>
+                <w:lang w:val="en-US" w:eastAsia="zh-CN" w:bidi="ar"/>
+              </w:rPr>
+            </m:ctrlPr>
+          </m:sSubPr>
+          <m:e>
+            <m:r>
+              <m:rPr>
+                <m:sty m:val="p"/>
+              </m:rPr>
+              <w:rPr>
+                <w:rFonts w:hint="default" w:ascii="Cambria Math" w:hAnsi="Cambria Math" w:eastAsiaTheme="minorEastAsia" w:cstheme="minorBidi"/>
+                <w:kern w:val="0"/>
+                <w:sz w:val="24"/>
+                <w:szCs w:val="24"/>
+                <w:lang w:val="en-US" w:eastAsia="zh-CN" w:bidi="ar"/>
+              </w:rPr>
+              <m:t>b</m:t>
+            </m:r>
+            <m:ctrlPr>
+              <w:rPr>
+                <w:rFonts w:hint="eastAsia" w:ascii="Cambria Math" w:hAnsi="Cambria Math" w:eastAsiaTheme="minorEastAsia" w:cstheme="minorBidi"/>
+                <w:kern w:val="0"/>
+                <w:sz w:val="24"/>
+                <w:szCs w:val="24"/>
+                <w:lang w:val="en-US" w:eastAsia="zh-CN" w:bidi="ar"/>
+              </w:rPr>
+            </m:ctrlPr>
+          </m:e>
+          <m:sub>
+            <m:r>
+              <m:rPr>
+                <m:sty m:val="p"/>
+              </m:rPr>
+              <w:rPr>
+                <w:rFonts w:hint="default" w:ascii="Cambria Math" w:hAnsi="Cambria Math" w:eastAsiaTheme="minorEastAsia" w:cstheme="minorBidi"/>
+                <w:kern w:val="0"/>
+                <w:sz w:val="24"/>
+                <w:szCs w:val="24"/>
+                <w:lang w:val="en-US" w:eastAsia="zh-CN" w:bidi="ar"/>
+              </w:rPr>
+              <m:t>i</m:t>
+            </m:r>
+            <m:ctrlPr>
+              <w:rPr>
+                <w:rFonts w:hint="eastAsia" w:ascii="Cambria Math" w:hAnsi="Cambria Math" w:eastAsiaTheme="minorEastAsia" w:cstheme="minorBidi"/>
+                <w:kern w:val="0"/>
+                <w:sz w:val="24"/>
+                <w:szCs w:val="24"/>
+                <w:lang w:val="en-US" w:eastAsia="zh-CN" w:bidi="ar"/>
+              </w:rPr>
+            </m:ctrlPr>
+          </m:sub>
+        </m:sSub>
+      </m:oMath>
+      <w:r>
         <w:rPr>
           <w:rFonts w:hint="eastAsia" w:asciiTheme="minorHAnsi" w:hAnsiTheme="minorHAnsi" w:eastAsiaTheme="minorEastAsia" w:cstheme="minorBidi"/>
           <w:kern w:val="0"/>
@@ -1076,7 +1058,6 @@
         </m:r>
       </m:oMath>
       <w:r>
-        <m:rPr/>
         <w:rPr>
           <w:rFonts w:hint="eastAsia" w:asciiTheme="minorHAnsi" w:hAnsiTheme="minorHAnsi" w:eastAsiaTheme="minorEastAsia" w:cstheme="minorBidi"/>
           <w:kern w:val="0"/>
@@ -1163,7 +1144,6 @@
         </m:r>
       </m:oMath>
       <w:r>
-        <m:rPr/>
         <w:rPr>
           <w:rFonts w:hint="eastAsia" w:asciiTheme="minorHAnsi" w:hAnsiTheme="minorHAnsi" w:eastAsiaTheme="minorEastAsia" w:cstheme="minorBidi"/>
           <w:kern w:val="0"/>
@@ -1263,7 +1243,6 @@
         </m:r>
       </m:oMath>
       <w:r>
-        <m:rPr/>
         <w:rPr>
           <w:rFonts w:hint="eastAsia" w:asciiTheme="minorHAnsi" w:hAnsiTheme="minorHAnsi" w:eastAsiaTheme="minorEastAsia" w:cstheme="minorBidi"/>
           <w:kern w:val="0"/>
@@ -1277,7 +1256,6 @@
     <w:p>
       <w:pPr>
         <w:pStyle w:val="4"/>
-        <m:rPr/>
         <w:rPr>
           <w:rFonts w:hint="eastAsia" w:asciiTheme="minorHAnsi" w:hAnsiTheme="minorHAnsi" w:eastAsiaTheme="minorEastAsia" w:cstheme="minorBidi"/>
           <w:kern w:val="0"/>
@@ -1287,7 +1265,6 @@
         </w:rPr>
       </w:pPr>
       <w:r>
-        <m:rPr/>
         <w:rPr>
           <w:rFonts w:hint="eastAsia" w:asciiTheme="minorHAnsi" w:hAnsiTheme="minorHAnsi" w:eastAsiaTheme="minorEastAsia" w:cstheme="minorBidi"/>
           <w:kern w:val="0"/>
@@ -1452,7 +1429,6 @@
     <w:p>
       <w:pPr>
         <w:pStyle w:val="4"/>
-        <m:rPr/>
         <w:rPr>
           <w:rFonts w:hint="eastAsia" w:asciiTheme="minorHAnsi" w:hAnsiTheme="minorHAnsi" w:eastAsiaTheme="minorEastAsia" w:cstheme="minorBidi"/>
           <w:kern w:val="0"/>
@@ -1462,7 +1438,6 @@
         </w:rPr>
       </w:pPr>
       <w:r>
-        <m:rPr/>
         <w:rPr>
           <w:rFonts w:hint="eastAsia" w:asciiTheme="minorHAnsi" w:hAnsiTheme="minorHAnsi" w:eastAsiaTheme="minorEastAsia" w:cstheme="minorBidi"/>
           <w:kern w:val="0"/>
@@ -1742,7 +1717,6 @@
       <w:pPr>
         <w:pStyle w:val="4"/>
         <w:jc w:val="center"/>
-        <m:rPr/>
         <w:rPr>
           <w:rFonts w:hint="eastAsia" w:asciiTheme="minorHAnsi" w:hAnsiTheme="minorHAnsi" w:eastAsiaTheme="minorEastAsia" w:cstheme="minorBidi"/>
           <w:kern w:val="0"/>
@@ -1755,7 +1729,6 @@
     <w:p>
       <w:pPr>
         <w:pStyle w:val="4"/>
-        <m:rPr/>
         <w:rPr>
           <w:rFonts w:hint="eastAsia" w:asciiTheme="minorHAnsi" w:hAnsiTheme="minorHAnsi" w:eastAsiaTheme="minorEastAsia" w:cstheme="minorBidi"/>
           <w:kern w:val="0"/>
@@ -1765,7 +1738,6 @@
         </w:rPr>
       </w:pPr>
       <w:r>
-        <m:rPr/>
         <w:rPr>
           <w:rFonts w:hint="eastAsia" w:asciiTheme="minorHAnsi" w:hAnsiTheme="minorHAnsi" w:eastAsiaTheme="minorEastAsia" w:cstheme="minorBidi"/>
           <w:kern w:val="0"/>
@@ -1776,7 +1748,6 @@
         <w:t>基于维护间隔段的拟合结果表明，10 台设备的有效区段平均斜率均为负值，说明在剔除维护日前后短期扰动后，透水率在维护间隔内普遍呈稳定下降趋势。其中，A10 设备</w:t>
       </w:r>
       <w:r>
-        <m:rPr/>
         <w:rPr>
           <w:rFonts w:hint="eastAsia" w:asciiTheme="minorHAnsi" w:hAnsiTheme="minorHAnsi" w:cstheme="minorBidi"/>
           <w:kern w:val="0"/>
@@ -1876,7 +1847,6 @@
         </m:sSub>
       </m:oMath>
       <w:r>
-        <m:rPr/>
         <w:rPr>
           <w:rFonts w:hint="eastAsia" w:asciiTheme="minorHAnsi" w:hAnsiTheme="minorHAnsi" w:eastAsiaTheme="minorEastAsia" w:cstheme="minorBidi"/>
           <w:kern w:val="0"/>
@@ -1976,7 +1946,6 @@
         </m:r>
       </m:oMath>
       <w:r>
-        <m:rPr/>
         <w:rPr>
           <w:rFonts w:hint="eastAsia" w:asciiTheme="minorHAnsi" w:hAnsiTheme="minorHAnsi" w:eastAsiaTheme="minorEastAsia" w:cstheme="minorBidi"/>
           <w:kern w:val="0"/>
@@ -2031,7 +2000,6 @@
         </m:sSup>
       </m:oMath>
       <w:r>
-        <m:rPr/>
         <w:rPr>
           <w:rFonts w:hint="eastAsia" w:asciiTheme="minorHAnsi" w:hAnsiTheme="minorHAnsi" w:eastAsiaTheme="minorEastAsia" w:cstheme="minorBidi"/>
           <w:kern w:val="0"/>
@@ -2045,7 +2013,6 @@
     <w:p>
       <w:pPr>
         <w:pStyle w:val="4"/>
-        <m:rPr/>
         <w:rPr>
           <w:rFonts w:hint="eastAsia" w:asciiTheme="minorHAnsi" w:hAnsiTheme="minorHAnsi" w:eastAsiaTheme="minorEastAsia" w:cstheme="minorBidi"/>
           <w:kern w:val="0"/>
@@ -2055,7 +2022,6 @@
         </w:rPr>
       </w:pPr>
       <w:r>
-        <m:rPr/>
         <w:rPr>
           <w:rFonts w:hint="eastAsia" w:asciiTheme="minorHAnsi" w:hAnsiTheme="minorHAnsi" w:eastAsiaTheme="minorEastAsia" w:cstheme="minorBidi"/>
           <w:kern w:val="0"/>
@@ -2069,7 +2035,6 @@
     <w:p>
       <w:pPr>
         <w:pStyle w:val="4"/>
-        <m:rPr/>
         <w:rPr>
           <w:rFonts w:hint="eastAsia" w:hAnsi="Cambria Math" w:eastAsiaTheme="minorEastAsia"/>
           <w:i w:val="0"/>
@@ -2897,18 +2862,7 @@
             <w:sz w:val="24"/>
             <w:lang w:val="en-US" w:eastAsia="zh-CN"/>
           </w:rPr>
-          <m:t>= −13.84</m:t>
-        </m:r>
-        <m:r>
-          <m:rPr>
-            <m:sty m:val="p"/>
-          </m:rPr>
-          <w:rPr>
-            <w:rFonts w:hint="default" w:ascii="Cambria Math" w:hAnsi="Cambria Math" w:eastAsia="宋体"/>
-            <w:sz w:val="24"/>
-            <w:lang w:val="en-US" w:eastAsia="zh-CN"/>
-          </w:rPr>
-          <m:t xml:space="preserve"> </m:t>
+          <m:t xml:space="preserve">= −13.84 </m:t>
         </m:r>
       </m:oMath>
       <w:r>
@@ -3723,7 +3677,6 @@
         </m:r>
       </m:oMath>
       <w:r>
-        <m:rPr/>
         <w:rPr>
           <w:rFonts w:hint="eastAsia" w:hAnsi="Cambria Math" w:eastAsia="宋体"/>
           <w:i w:val="0"/>
@@ -4278,6 +4231,7 @@
     </w:p>
     <w:tbl>
       <w:tblPr>
+        <w:tblStyle w:val="6"/>
         <w:tblW w:w="0" w:type="auto"/>
         <w:tblCellSpacing w:w="15" w:type="dxa"/>
         <w:tblInd w:w="0" w:type="dxa"/>
@@ -4289,7 +4243,7 @@
           <w:insideH w:val="none" w:color="auto" w:sz="0" w:space="0"/>
           <w:insideV w:val="none" w:color="auto" w:sz="0" w:space="0"/>
         </w:tblBorders>
-        <w:shd w:val="clear"/>
+        <w:shd w:val="clear" w:color="auto" w:fill="auto"/>
         <w:tblLayout w:type="autofit"/>
         <w:tblCellMar>
           <w:top w:w="15" w:type="dxa"/>
@@ -4316,7 +4270,7 @@
             <w:insideH w:val="none" w:color="auto" w:sz="0" w:space="0"/>
             <w:insideV w:val="none" w:color="auto" w:sz="0" w:space="0"/>
           </w:tblBorders>
-          <w:shd w:val="clear"/>
+          <w:shd w:val="clear" w:color="auto" w:fill="auto"/>
           <w:tblCellMar>
             <w:top w:w="15" w:type="dxa"/>
             <w:left w:w="15" w:type="dxa"/>
@@ -4331,7 +4285,7 @@
         <w:tc>
           <w:tcPr>
             <w:tcW w:w="667" w:type="dxa"/>
-            <w:shd w:val="clear"/>
+            <w:shd w:val="clear" w:color="auto" w:fill="auto"/>
             <w:vAlign w:val="center"/>
           </w:tcPr>
           <w:p>
@@ -4363,7 +4317,7 @@
         <w:tc>
           <w:tcPr>
             <w:tcW w:w="1275" w:type="dxa"/>
-            <w:shd w:val="clear"/>
+            <w:shd w:val="clear" w:color="auto" w:fill="auto"/>
             <w:vAlign w:val="center"/>
           </w:tcPr>
           <w:p>
@@ -4395,7 +4349,7 @@
         <w:tc>
           <w:tcPr>
             <w:tcW w:w="870" w:type="dxa"/>
-            <w:shd w:val="clear"/>
+            <w:shd w:val="clear" w:color="auto" w:fill="auto"/>
             <w:vAlign w:val="center"/>
           </w:tcPr>
           <w:p>
@@ -4427,7 +4381,7 @@
         <w:tc>
           <w:tcPr>
             <w:tcW w:w="2389" w:type="dxa"/>
-            <w:shd w:val="clear"/>
+            <w:shd w:val="clear" w:color="auto" w:fill="auto"/>
             <w:vAlign w:val="center"/>
           </w:tcPr>
           <w:p>
@@ -4459,7 +4413,7 @@
         <w:tc>
           <w:tcPr>
             <w:tcW w:w="2270" w:type="dxa"/>
-            <w:shd w:val="clear"/>
+            <w:shd w:val="clear" w:color="auto" w:fill="auto"/>
             <w:vAlign w:val="center"/>
           </w:tcPr>
           <w:p>
@@ -4491,7 +4445,7 @@
         <w:tc>
           <w:tcPr>
             <w:tcW w:w="1049" w:type="dxa"/>
-            <w:shd w:val="clear"/>
+            <w:shd w:val="clear" w:color="auto" w:fill="auto"/>
             <w:vAlign w:val="center"/>
           </w:tcPr>
           <w:p>
@@ -4531,7 +4485,7 @@
             <w:insideH w:val="none" w:color="auto" w:sz="0" w:space="0"/>
             <w:insideV w:val="none" w:color="auto" w:sz="0" w:space="0"/>
           </w:tblBorders>
-          <w:shd w:val="clear"/>
+          <w:shd w:val="clear" w:color="auto" w:fill="auto"/>
           <w:tblCellMar>
             <w:top w:w="15" w:type="dxa"/>
             <w:left w:w="15" w:type="dxa"/>
@@ -4545,7 +4499,7 @@
         <w:tc>
           <w:tcPr>
             <w:tcW w:w="667" w:type="dxa"/>
-            <w:shd w:val="clear"/>
+            <w:shd w:val="clear" w:color="auto" w:fill="auto"/>
             <w:vAlign w:val="center"/>
           </w:tcPr>
           <w:p>
@@ -4571,7 +4525,7 @@
         <w:tc>
           <w:tcPr>
             <w:tcW w:w="1275" w:type="dxa"/>
-            <w:shd w:val="clear"/>
+            <w:shd w:val="clear" w:color="auto" w:fill="auto"/>
             <w:vAlign w:val="center"/>
           </w:tcPr>
           <w:p>
@@ -4597,7 +4551,7 @@
         <w:tc>
           <w:tcPr>
             <w:tcW w:w="870" w:type="dxa"/>
-            <w:shd w:val="clear"/>
+            <w:shd w:val="clear" w:color="auto" w:fill="auto"/>
             <w:vAlign w:val="center"/>
           </w:tcPr>
           <w:p>
@@ -4659,7 +4613,7 @@
         <w:tc>
           <w:tcPr>
             <w:tcW w:w="2389" w:type="dxa"/>
-            <w:shd w:val="clear"/>
+            <w:shd w:val="clear" w:color="auto" w:fill="auto"/>
             <w:vAlign w:val="center"/>
           </w:tcPr>
           <w:p>
@@ -4685,7 +4639,7 @@
         <w:tc>
           <w:tcPr>
             <w:tcW w:w="2270" w:type="dxa"/>
-            <w:shd w:val="clear"/>
+            <w:shd w:val="clear" w:color="auto" w:fill="auto"/>
             <w:vAlign w:val="center"/>
           </w:tcPr>
           <w:p>
@@ -4711,7 +4665,7 @@
         <w:tc>
           <w:tcPr>
             <w:tcW w:w="1049" w:type="dxa"/>
-            <w:shd w:val="clear"/>
+            <w:shd w:val="clear" w:color="auto" w:fill="auto"/>
             <w:vAlign w:val="center"/>
           </w:tcPr>
           <w:p>
@@ -4745,7 +4699,7 @@
             <w:insideH w:val="none" w:color="auto" w:sz="0" w:space="0"/>
             <w:insideV w:val="none" w:color="auto" w:sz="0" w:space="0"/>
           </w:tblBorders>
-          <w:shd w:val="clear"/>
+          <w:shd w:val="clear" w:color="auto" w:fill="auto"/>
           <w:tblCellMar>
             <w:top w:w="15" w:type="dxa"/>
             <w:left w:w="15" w:type="dxa"/>
@@ -4759,7 +4713,7 @@
         <w:tc>
           <w:tcPr>
             <w:tcW w:w="667" w:type="dxa"/>
-            <w:shd w:val="clear"/>
+            <w:shd w:val="clear" w:color="auto" w:fill="auto"/>
             <w:vAlign w:val="center"/>
           </w:tcPr>
           <w:p>
@@ -4785,7 +4739,7 @@
         <w:tc>
           <w:tcPr>
             <w:tcW w:w="1275" w:type="dxa"/>
-            <w:shd w:val="clear"/>
+            <w:shd w:val="clear" w:color="auto" w:fill="auto"/>
             <w:vAlign w:val="center"/>
           </w:tcPr>
           <w:p>
@@ -4811,7 +4765,7 @@
         <w:tc>
           <w:tcPr>
             <w:tcW w:w="870" w:type="dxa"/>
-            <w:shd w:val="clear"/>
+            <w:shd w:val="clear" w:color="auto" w:fill="auto"/>
             <w:vAlign w:val="center"/>
           </w:tcPr>
           <w:p>
@@ -4873,7 +4827,7 @@
         <w:tc>
           <w:tcPr>
             <w:tcW w:w="2389" w:type="dxa"/>
-            <w:shd w:val="clear"/>
+            <w:shd w:val="clear" w:color="auto" w:fill="auto"/>
             <w:vAlign w:val="center"/>
           </w:tcPr>
           <w:p>
@@ -4943,7 +4897,7 @@
         <w:tc>
           <w:tcPr>
             <w:tcW w:w="2270" w:type="dxa"/>
-            <w:shd w:val="clear"/>
+            <w:shd w:val="clear" w:color="auto" w:fill="auto"/>
             <w:vAlign w:val="center"/>
           </w:tcPr>
           <w:p>
@@ -4969,7 +4923,7 @@
         <w:tc>
           <w:tcPr>
             <w:tcW w:w="1049" w:type="dxa"/>
-            <w:shd w:val="clear"/>
+            <w:shd w:val="clear" w:color="auto" w:fill="auto"/>
             <w:vAlign w:val="center"/>
           </w:tcPr>
           <w:p>
@@ -5003,7 +4957,7 @@
             <w:insideH w:val="none" w:color="auto" w:sz="0" w:space="0"/>
             <w:insideV w:val="none" w:color="auto" w:sz="0" w:space="0"/>
           </w:tblBorders>
-          <w:shd w:val="clear"/>
+          <w:shd w:val="clear" w:color="auto" w:fill="auto"/>
           <w:tblCellMar>
             <w:top w:w="15" w:type="dxa"/>
             <w:left w:w="15" w:type="dxa"/>
@@ -5017,7 +4971,7 @@
         <w:tc>
           <w:tcPr>
             <w:tcW w:w="667" w:type="dxa"/>
-            <w:shd w:val="clear"/>
+            <w:shd w:val="clear" w:color="auto" w:fill="auto"/>
             <w:vAlign w:val="center"/>
           </w:tcPr>
           <w:p>
@@ -5043,7 +4997,7 @@
         <w:tc>
           <w:tcPr>
             <w:tcW w:w="1275" w:type="dxa"/>
-            <w:shd w:val="clear"/>
+            <w:shd w:val="clear" w:color="auto" w:fill="auto"/>
             <w:vAlign w:val="center"/>
           </w:tcPr>
           <w:p>
@@ -5069,7 +5023,7 @@
         <w:tc>
           <w:tcPr>
             <w:tcW w:w="870" w:type="dxa"/>
-            <w:shd w:val="clear"/>
+            <w:shd w:val="clear" w:color="auto" w:fill="auto"/>
             <w:vAlign w:val="center"/>
           </w:tcPr>
           <w:p>
@@ -5131,7 +5085,7 @@
         <w:tc>
           <w:tcPr>
             <w:tcW w:w="2389" w:type="dxa"/>
-            <w:shd w:val="clear"/>
+            <w:shd w:val="clear" w:color="auto" w:fill="auto"/>
             <w:vAlign w:val="center"/>
           </w:tcPr>
           <w:p>
@@ -5247,7 +5201,7 @@
         <w:tc>
           <w:tcPr>
             <w:tcW w:w="2270" w:type="dxa"/>
-            <w:shd w:val="clear"/>
+            <w:shd w:val="clear" w:color="auto" w:fill="auto"/>
             <w:vAlign w:val="center"/>
           </w:tcPr>
           <w:p>
@@ -5273,7 +5227,7 @@
         <w:tc>
           <w:tcPr>
             <w:tcW w:w="1049" w:type="dxa"/>
-            <w:shd w:val="clear"/>
+            <w:shd w:val="clear" w:color="auto" w:fill="auto"/>
             <w:vAlign w:val="center"/>
           </w:tcPr>
           <w:p>
@@ -5307,7 +5261,7 @@
             <w:insideH w:val="none" w:color="auto" w:sz="0" w:space="0"/>
             <w:insideV w:val="none" w:color="auto" w:sz="0" w:space="0"/>
           </w:tblBorders>
-          <w:shd w:val="clear"/>
+          <w:shd w:val="clear" w:color="auto" w:fill="auto"/>
           <w:tblCellMar>
             <w:top w:w="15" w:type="dxa"/>
             <w:left w:w="15" w:type="dxa"/>
@@ -5321,7 +5275,7 @@
         <w:tc>
           <w:tcPr>
             <w:tcW w:w="667" w:type="dxa"/>
-            <w:shd w:val="clear"/>
+            <w:shd w:val="clear" w:color="auto" w:fill="auto"/>
             <w:vAlign w:val="center"/>
           </w:tcPr>
           <w:p>
@@ -5347,7 +5301,7 @@
         <w:tc>
           <w:tcPr>
             <w:tcW w:w="1275" w:type="dxa"/>
-            <w:shd w:val="clear"/>
+            <w:shd w:val="clear" w:color="auto" w:fill="auto"/>
             <w:vAlign w:val="center"/>
           </w:tcPr>
           <w:p>
@@ -5373,7 +5327,7 @@
         <w:tc>
           <w:tcPr>
             <w:tcW w:w="870" w:type="dxa"/>
-            <w:shd w:val="clear"/>
+            <w:shd w:val="clear" w:color="auto" w:fill="auto"/>
             <w:vAlign w:val="center"/>
           </w:tcPr>
           <w:p>
@@ -5401,7 +5355,7 @@
         <w:tc>
           <w:tcPr>
             <w:tcW w:w="2389" w:type="dxa"/>
-            <w:shd w:val="clear"/>
+            <w:shd w:val="clear" w:color="auto" w:fill="auto"/>
             <w:vAlign w:val="center"/>
           </w:tcPr>
           <w:p>
@@ -5513,7 +5467,7 @@
         <w:tc>
           <w:tcPr>
             <w:tcW w:w="2270" w:type="dxa"/>
-            <w:shd w:val="clear"/>
+            <w:shd w:val="clear" w:color="auto" w:fill="auto"/>
             <w:vAlign w:val="center"/>
           </w:tcPr>
           <w:p>
@@ -5539,7 +5493,7 @@
         <w:tc>
           <w:tcPr>
             <w:tcW w:w="1049" w:type="dxa"/>
-            <w:shd w:val="clear"/>
+            <w:shd w:val="clear" w:color="auto" w:fill="auto"/>
             <w:vAlign w:val="center"/>
           </w:tcPr>
           <w:p>
@@ -5573,7 +5527,7 @@
             <w:insideH w:val="none" w:color="auto" w:sz="0" w:space="0"/>
             <w:insideV w:val="none" w:color="auto" w:sz="0" w:space="0"/>
           </w:tblBorders>
-          <w:shd w:val="clear"/>
+          <w:shd w:val="clear" w:color="auto" w:fill="auto"/>
           <w:tblCellMar>
             <w:top w:w="15" w:type="dxa"/>
             <w:left w:w="15" w:type="dxa"/>
@@ -5587,7 +5541,7 @@
         <w:tc>
           <w:tcPr>
             <w:tcW w:w="667" w:type="dxa"/>
-            <w:shd w:val="clear"/>
+            <w:shd w:val="clear" w:color="auto" w:fill="auto"/>
             <w:vAlign w:val="center"/>
           </w:tcPr>
           <w:p>
@@ -5613,7 +5567,7 @@
         <w:tc>
           <w:tcPr>
             <w:tcW w:w="1275" w:type="dxa"/>
-            <w:shd w:val="clear"/>
+            <w:shd w:val="clear" w:color="auto" w:fill="auto"/>
             <w:vAlign w:val="center"/>
           </w:tcPr>
           <w:p>
@@ -5632,26 +5586,14 @@
                 <w:szCs w:val="24"/>
                 <w:lang w:val="en-US" w:eastAsia="zh-CN" w:bidi="ar"/>
               </w:rPr>
-              <w:t>维护有效</w:t>
-            </w:r>
-            <w:bookmarkStart w:id="0" w:name="_GoBack"/>
-            <w:bookmarkEnd w:id="0"/>
-            <w:r>
-              <w:rPr>
-                <w:rFonts w:ascii="宋体" w:hAnsi="宋体" w:eastAsia="宋体" w:cs="宋体"/>
-                <w:kern w:val="0"/>
-                <w:sz w:val="24"/>
-                <w:szCs w:val="24"/>
-                <w:lang w:val="en-US" w:eastAsia="zh-CN" w:bidi="ar"/>
-              </w:rPr>
-              <w:t>率</w:t>
+              <w:t>维护有效率</w:t>
             </w:r>
           </w:p>
         </w:tc>
         <w:tc>
           <w:tcPr>
             <w:tcW w:w="870" w:type="dxa"/>
-            <w:shd w:val="clear"/>
+            <w:shd w:val="clear" w:color="auto" w:fill="auto"/>
             <w:vAlign w:val="center"/>
           </w:tcPr>
           <w:p>
@@ -5684,7 +5626,7 @@
         <w:tc>
           <w:tcPr>
             <w:tcW w:w="2389" w:type="dxa"/>
-            <w:shd w:val="clear"/>
+            <w:shd w:val="clear" w:color="auto" w:fill="auto"/>
             <w:vAlign w:val="center"/>
           </w:tcPr>
           <w:p>
@@ -5755,7 +5697,7 @@
         <w:tc>
           <w:tcPr>
             <w:tcW w:w="2270" w:type="dxa"/>
-            <w:shd w:val="clear"/>
+            <w:shd w:val="clear" w:color="auto" w:fill="auto"/>
             <w:vAlign w:val="center"/>
           </w:tcPr>
           <w:p>
@@ -5781,7 +5723,7 @@
         <w:tc>
           <w:tcPr>
             <w:tcW w:w="1049" w:type="dxa"/>
-            <w:shd w:val="clear"/>
+            <w:shd w:val="clear" w:color="auto" w:fill="auto"/>
             <w:vAlign w:val="center"/>
           </w:tcPr>
           <w:p>
@@ -5815,7 +5757,7 @@
             <w:insideH w:val="none" w:color="auto" w:sz="0" w:space="0"/>
             <w:insideV w:val="none" w:color="auto" w:sz="0" w:space="0"/>
           </w:tblBorders>
-          <w:shd w:val="clear"/>
+          <w:shd w:val="clear" w:color="auto" w:fill="auto"/>
           <w:tblCellMar>
             <w:top w:w="15" w:type="dxa"/>
             <w:left w:w="15" w:type="dxa"/>
@@ -5829,7 +5771,7 @@
         <w:tc>
           <w:tcPr>
             <w:tcW w:w="667" w:type="dxa"/>
-            <w:shd w:val="clear"/>
+            <w:shd w:val="clear" w:color="auto" w:fill="auto"/>
             <w:vAlign w:val="center"/>
           </w:tcPr>
           <w:p>
@@ -5855,7 +5797,7 @@
         <w:tc>
           <w:tcPr>
             <w:tcW w:w="1275" w:type="dxa"/>
-            <w:shd w:val="clear"/>
+            <w:shd w:val="clear" w:color="auto" w:fill="auto"/>
             <w:vAlign w:val="center"/>
           </w:tcPr>
           <w:p>
@@ -5881,7 +5823,7 @@
         <w:tc>
           <w:tcPr>
             <w:tcW w:w="870" w:type="dxa"/>
-            <w:shd w:val="clear"/>
+            <w:shd w:val="clear" w:color="auto" w:fill="auto"/>
             <w:vAlign w:val="center"/>
           </w:tcPr>
           <w:p>
@@ -5914,7 +5856,7 @@
         <w:tc>
           <w:tcPr>
             <w:tcW w:w="2389" w:type="dxa"/>
-            <w:shd w:val="clear"/>
+            <w:shd w:val="clear" w:color="auto" w:fill="auto"/>
             <w:vAlign w:val="center"/>
           </w:tcPr>
           <w:p>
@@ -5976,7 +5918,7 @@
         <w:tc>
           <w:tcPr>
             <w:tcW w:w="2270" w:type="dxa"/>
-            <w:shd w:val="clear"/>
+            <w:shd w:val="clear" w:color="auto" w:fill="auto"/>
             <w:vAlign w:val="center"/>
           </w:tcPr>
           <w:p>
@@ -6002,7 +5944,7 @@
         <w:tc>
           <w:tcPr>
             <w:tcW w:w="1049" w:type="dxa"/>
-            <w:shd w:val="clear"/>
+            <w:shd w:val="clear" w:color="auto" w:fill="auto"/>
             <w:vAlign w:val="center"/>
           </w:tcPr>
           <w:p>
@@ -6206,7 +6148,6 @@
     <w:p>
       <w:pPr>
         <w:pStyle w:val="4"/>
-        <m:rPr/>
         <w:rPr>
           <w:rFonts w:hint="default" w:hAnsi="Cambria Math" w:eastAsia="宋体"/>
           <w:i w:val="0"/>
@@ -6218,7 +6159,6 @@
     <w:p>
       <w:pPr>
         <w:pStyle w:val="4"/>
-        <m:rPr/>
         <w:rPr>
           <w:rFonts w:hint="default" w:hAnsi="Cambria Math" w:eastAsia="宋体"/>
           <w:i w:val="0"/>
@@ -6226,6 +6166,8 @@
           <w:lang w:val="en-US"/>
         </w:rPr>
       </w:pPr>
+      <w:bookmarkStart w:id="0" w:name="_GoBack"/>
+      <w:bookmarkEnd w:id="0"/>
     </w:p>
     <w:p>
       <w:pPr>
@@ -6235,14 +6177,1227 @@
           <w:rFonts w:hint="default" w:hAnsi="Cambria Math" w:eastAsia="宋体"/>
           <w:i w:val="0"/>
           <w:sz w:val="24"/>
-          <w:lang w:val="en-US"/>
-        </w:rPr>
-      </w:pPr>
+        </w:rPr>
+      </w:pPr>
+      <m:oMathPara>
+        <m:oMath>
+          <m:sSub>
+            <m:sSubPr>
+              <m:ctrlPr>
+                <w:rPr>
+                  <w:rFonts w:hint="default" w:ascii="Cambria Math" w:hAnsi="Cambria Math" w:eastAsia="宋体"/>
+                  <w:sz w:val="24"/>
+                </w:rPr>
+              </m:ctrlPr>
+            </m:sSubPr>
+            <m:e>
+              <m:r>
+                <m:rPr/>
+                <w:rPr>
+                  <w:rFonts w:hint="default" w:ascii="Cambria Math" w:hAnsi="Cambria Math" w:eastAsia="宋体"/>
+                  <w:sz w:val="24"/>
+                </w:rPr>
+                <m:t>T</m:t>
+              </m:r>
+              <m:ctrlPr>
+                <w:rPr>
+                  <w:rFonts w:ascii="Cambria Math" w:hAnsi="Cambria Math" w:eastAsia="宋体"/>
+                  <w:sz w:val="24"/>
+                </w:rPr>
+              </m:ctrlPr>
+            </m:e>
+            <m:sub>
+              <m:r>
+                <m:rPr/>
+                <w:rPr>
+                  <w:rFonts w:hint="default" w:ascii="Cambria Math" w:hAnsi="Cambria Math" w:eastAsia="宋体"/>
+                  <w:sz w:val="24"/>
+                </w:rPr>
+                <m:t>i</m:t>
+              </m:r>
+              <m:ctrlPr>
+                <w:rPr>
+                  <w:rFonts w:ascii="Cambria Math" w:hAnsi="Cambria Math" w:eastAsia="宋体"/>
+                  <w:sz w:val="24"/>
+                </w:rPr>
+              </m:ctrlPr>
+            </m:sub>
+          </m:sSub>
+          <m:r>
+            <m:rPr/>
+            <w:rPr>
+              <w:rFonts w:hint="default" w:ascii="Cambria Math" w:hAnsi="Cambria Math" w:eastAsia="宋体"/>
+              <w:sz w:val="24"/>
+            </w:rPr>
+            <m:t>(t)=</m:t>
+          </m:r>
+          <m:sSub>
+            <m:sSubPr>
+              <m:ctrlPr>
+                <w:rPr>
+                  <w:rFonts w:hint="default" w:ascii="Cambria Math" w:hAnsi="Cambria Math" w:eastAsia="宋体"/>
+                  <w:sz w:val="24"/>
+                </w:rPr>
+              </m:ctrlPr>
+            </m:sSubPr>
+            <m:e>
+              <m:r>
+                <m:rPr/>
+                <w:rPr>
+                  <w:rFonts w:hint="default" w:ascii="Cambria Math" w:hAnsi="Cambria Math" w:eastAsia="宋体"/>
+                  <w:sz w:val="24"/>
+                </w:rPr>
+                <m:t>P</m:t>
+              </m:r>
+              <m:ctrlPr>
+                <w:rPr>
+                  <w:rFonts w:ascii="Cambria Math" w:hAnsi="Cambria Math" w:eastAsia="宋体"/>
+                  <w:sz w:val="24"/>
+                </w:rPr>
+              </m:ctrlPr>
+            </m:e>
+            <m:sub>
+              <m:r>
+                <m:rPr/>
+                <w:rPr>
+                  <w:rFonts w:hint="default" w:ascii="Cambria Math" w:hAnsi="Cambria Math" w:eastAsia="宋体"/>
+                  <w:sz w:val="24"/>
+                </w:rPr>
+                <m:t>i</m:t>
+              </m:r>
+              <m:ctrlPr>
+                <w:rPr>
+                  <w:rFonts w:ascii="Cambria Math" w:hAnsi="Cambria Math" w:eastAsia="宋体"/>
+                  <w:sz w:val="24"/>
+                </w:rPr>
+              </m:ctrlPr>
+            </m:sub>
+          </m:sSub>
+          <m:r>
+            <m:rPr/>
+            <w:rPr>
+              <w:rFonts w:hint="default" w:ascii="Cambria Math" w:hAnsi="Cambria Math" w:eastAsia="宋体"/>
+              <w:sz w:val="24"/>
+            </w:rPr>
+            <m:t>(</m:t>
+          </m:r>
+          <m:sSub>
+            <m:sSubPr>
+              <m:ctrlPr>
+                <w:rPr>
+                  <w:rFonts w:hint="default" w:ascii="Cambria Math" w:hAnsi="Cambria Math" w:eastAsia="宋体"/>
+                  <w:sz w:val="24"/>
+                </w:rPr>
+              </m:ctrlPr>
+            </m:sSubPr>
+            <m:e>
+              <m:r>
+                <m:rPr/>
+                <w:rPr>
+                  <w:rFonts w:hint="default" w:ascii="Cambria Math" w:hAnsi="Cambria Math" w:eastAsia="宋体"/>
+                  <w:sz w:val="24"/>
+                </w:rPr>
+                <m:t>t</m:t>
+              </m:r>
+              <m:ctrlPr>
+                <w:rPr>
+                  <w:rFonts w:ascii="Cambria Math" w:hAnsi="Cambria Math" w:eastAsia="宋体"/>
+                  <w:sz w:val="24"/>
+                </w:rPr>
+              </m:ctrlPr>
+            </m:e>
+            <m:sub>
+              <m:r>
+                <m:rPr/>
+                <w:rPr>
+                  <w:rFonts w:hint="default" w:ascii="Cambria Math" w:hAnsi="Cambria Math" w:eastAsia="宋体"/>
+                  <w:sz w:val="24"/>
+                </w:rPr>
+                <m:t>0</m:t>
+              </m:r>
+              <m:ctrlPr>
+                <w:rPr>
+                  <w:rFonts w:ascii="Cambria Math" w:hAnsi="Cambria Math" w:eastAsia="宋体"/>
+                  <w:sz w:val="24"/>
+                </w:rPr>
+              </m:ctrlPr>
+            </m:sub>
+          </m:sSub>
+          <m:r>
+            <m:rPr/>
+            <w:rPr>
+              <w:rFonts w:hint="default" w:ascii="Cambria Math" w:hAnsi="Cambria Math" w:eastAsia="宋体"/>
+              <w:sz w:val="24"/>
+            </w:rPr>
+            <m:t>)+</m:t>
+          </m:r>
+          <m:sSub>
+            <m:sSubPr>
+              <m:ctrlPr>
+                <w:rPr>
+                  <w:rFonts w:hint="default" w:ascii="Cambria Math" w:hAnsi="Cambria Math" w:eastAsia="宋体"/>
+                  <w:sz w:val="24"/>
+                </w:rPr>
+              </m:ctrlPr>
+            </m:sSubPr>
+            <m:e>
+              <m:r>
+                <m:rPr/>
+                <w:rPr>
+                  <w:rFonts w:hint="default" w:ascii="Cambria Math" w:hAnsi="Cambria Math" w:eastAsia="宋体"/>
+                  <w:sz w:val="24"/>
+                </w:rPr>
+                <m:t>b</m:t>
+              </m:r>
+              <m:ctrlPr>
+                <w:rPr>
+                  <w:rFonts w:ascii="Cambria Math" w:hAnsi="Cambria Math" w:eastAsia="宋体"/>
+                  <w:sz w:val="24"/>
+                </w:rPr>
+              </m:ctrlPr>
+            </m:e>
+            <m:sub>
+              <m:r>
+                <m:rPr/>
+                <w:rPr>
+                  <w:rFonts w:hint="default" w:ascii="Cambria Math" w:hAnsi="Cambria Math" w:eastAsia="宋体"/>
+                  <w:sz w:val="24"/>
+                </w:rPr>
+                <m:t>i</m:t>
+              </m:r>
+              <m:ctrlPr>
+                <w:rPr>
+                  <w:rFonts w:ascii="Cambria Math" w:hAnsi="Cambria Math" w:eastAsia="宋体"/>
+                  <w:sz w:val="24"/>
+                </w:rPr>
+              </m:ctrlPr>
+            </m:sub>
+          </m:sSub>
+          <m:r>
+            <m:rPr/>
+            <w:rPr>
+              <w:rFonts w:hint="default" w:ascii="Cambria Math" w:hAnsi="Cambria Math" w:eastAsia="宋体"/>
+              <w:sz w:val="24"/>
+            </w:rPr>
+            <m:t>(t−</m:t>
+          </m:r>
+          <m:sSub>
+            <m:sSubPr>
+              <m:ctrlPr>
+                <w:rPr>
+                  <w:rFonts w:hint="default" w:ascii="Cambria Math" w:hAnsi="Cambria Math" w:eastAsia="宋体"/>
+                  <w:sz w:val="24"/>
+                </w:rPr>
+              </m:ctrlPr>
+            </m:sSubPr>
+            <m:e>
+              <m:r>
+                <m:rPr/>
+                <w:rPr>
+                  <w:rFonts w:hint="default" w:ascii="Cambria Math" w:hAnsi="Cambria Math" w:eastAsia="宋体"/>
+                  <w:sz w:val="24"/>
+                </w:rPr>
+                <m:t>t</m:t>
+              </m:r>
+              <m:ctrlPr>
+                <w:rPr>
+                  <w:rFonts w:ascii="Cambria Math" w:hAnsi="Cambria Math" w:eastAsia="宋体"/>
+                  <w:sz w:val="24"/>
+                </w:rPr>
+              </m:ctrlPr>
+            </m:e>
+            <m:sub>
+              <m:r>
+                <m:rPr/>
+                <w:rPr>
+                  <w:rFonts w:hint="default" w:ascii="Cambria Math" w:hAnsi="Cambria Math" w:eastAsia="宋体"/>
+                  <w:sz w:val="24"/>
+                </w:rPr>
+                <m:t>0</m:t>
+              </m:r>
+              <m:ctrlPr>
+                <w:rPr>
+                  <w:rFonts w:ascii="Cambria Math" w:hAnsi="Cambria Math" w:eastAsia="宋体"/>
+                  <w:sz w:val="24"/>
+                </w:rPr>
+              </m:ctrlPr>
+            </m:sub>
+          </m:sSub>
+          <m:r>
+            <m:rPr/>
+            <w:rPr>
+              <w:rFonts w:hint="default" w:ascii="Cambria Math" w:hAnsi="Cambria Math" w:eastAsia="宋体"/>
+              <w:sz w:val="24"/>
+            </w:rPr>
+            <m:t>)</m:t>
+          </m:r>
+        </m:oMath>
+      </m:oMathPara>
+    </w:p>
+    <w:p>
+      <w:pPr>
+        <w:pStyle w:val="4"/>
+        <w:rPr>
+          <w:rFonts w:hAnsi="Cambria Math" w:eastAsia="宋体"/>
+          <w:i w:val="0"/>
+          <w:sz w:val="24"/>
+        </w:rPr>
+      </w:pPr>
+      <m:oMathPara>
+        <m:oMath>
+          <m:r>
+            <m:rPr/>
+            <w:rPr>
+              <w:rFonts w:hint="default" w:ascii="Cambria Math" w:hAnsi="Cambria Math" w:eastAsia="宋体"/>
+              <w:sz w:val="24"/>
+            </w:rPr>
+            <m:t>S(t)=</m:t>
+          </m:r>
+          <m:sSub>
+            <m:sSubPr>
+              <m:ctrlPr>
+                <w:rPr>
+                  <w:rFonts w:hint="default" w:ascii="Cambria Math" w:hAnsi="Cambria Math" w:eastAsia="宋体"/>
+                  <w:sz w:val="24"/>
+                </w:rPr>
+              </m:ctrlPr>
+            </m:sSubPr>
+            <m:e>
+              <m:r>
+                <m:rPr/>
+                <w:rPr>
+                  <w:rFonts w:hint="default" w:ascii="Cambria Math" w:hAnsi="Cambria Math" w:eastAsia="宋体"/>
+                  <w:sz w:val="24"/>
+                </w:rPr>
+                <m:t>γ</m:t>
+              </m:r>
+              <m:ctrlPr>
+                <w:rPr>
+                  <w:rFonts w:ascii="Cambria Math" w:hAnsi="Cambria Math" w:eastAsia="宋体"/>
+                  <w:sz w:val="24"/>
+                </w:rPr>
+              </m:ctrlPr>
+            </m:e>
+            <m:sub>
+              <m:r>
+                <m:rPr/>
+                <w:rPr>
+                  <w:rFonts w:hint="default" w:ascii="Cambria Math" w:hAnsi="Cambria Math" w:eastAsia="宋体"/>
+                  <w:sz w:val="24"/>
+                </w:rPr>
+                <m:t>season(t)</m:t>
+              </m:r>
+              <m:ctrlPr>
+                <w:rPr>
+                  <w:rFonts w:ascii="Cambria Math" w:hAnsi="Cambria Math" w:eastAsia="宋体"/>
+                  <w:sz w:val="24"/>
+                </w:rPr>
+              </m:ctrlPr>
+            </m:sub>
+          </m:sSub>
+        </m:oMath>
+      </m:oMathPara>
     </w:p>
     <w:p>
       <w:pPr>
         <w:pStyle w:val="4"/>
         <m:rPr/>
+        <w:rPr>
+          <w:rFonts w:hAnsi="Cambria Math" w:eastAsia="宋体" w:cstheme="minorBidi"/>
+          <w:i w:val="0"/>
+          <w:kern w:val="2"/>
+          <w:sz w:val="24"/>
+          <w:szCs w:val="24"/>
+          <w:lang w:val="en-US" w:eastAsia="zh-CN" w:bidi="ar-SA"/>
+        </w:rPr>
+      </w:pPr>
+      <m:oMathPara>
+        <m:oMath>
+          <m:r>
+            <m:rPr/>
+            <w:rPr>
+              <w:rFonts w:hint="default" w:ascii="Cambria Math" w:hAnsi="Cambria Math" w:eastAsia="宋体"/>
+              <w:sz w:val="24"/>
+            </w:rPr>
+            <m:t>Δ</m:t>
+          </m:r>
+          <m:sSub>
+            <m:sSubPr>
+              <m:ctrlPr>
+                <w:rPr>
+                  <w:rFonts w:hint="default" w:ascii="Cambria Math" w:hAnsi="Cambria Math" w:eastAsia="宋体"/>
+                  <w:sz w:val="24"/>
+                </w:rPr>
+              </m:ctrlPr>
+            </m:sSubPr>
+            <m:e>
+              <m:r>
+                <m:rPr/>
+                <w:rPr>
+                  <w:rFonts w:hint="default" w:ascii="Cambria Math" w:hAnsi="Cambria Math" w:eastAsia="宋体"/>
+                  <w:sz w:val="24"/>
+                </w:rPr>
+                <m:t>P</m:t>
+              </m:r>
+              <m:ctrlPr>
+                <w:rPr>
+                  <w:rFonts w:ascii="Cambria Math" w:hAnsi="Cambria Math" w:eastAsia="宋体"/>
+                  <w:sz w:val="24"/>
+                </w:rPr>
+              </m:ctrlPr>
+            </m:e>
+            <m:sub>
+              <m:r>
+                <m:rPr/>
+                <w:rPr>
+                  <w:rFonts w:hint="default" w:ascii="Cambria Math" w:hAnsi="Cambria Math" w:eastAsia="宋体"/>
+                  <w:sz w:val="24"/>
+                </w:rPr>
+                <m:t>i</m:t>
+              </m:r>
+              <m:ctrlPr>
+                <w:rPr>
+                  <w:rFonts w:ascii="Cambria Math" w:hAnsi="Cambria Math" w:eastAsia="宋体"/>
+                  <w:sz w:val="24"/>
+                </w:rPr>
+              </m:ctrlPr>
+            </m:sub>
+          </m:sSub>
+          <m:r>
+            <m:rPr/>
+            <w:rPr>
+              <w:rFonts w:hint="default" w:ascii="Cambria Math" w:hAnsi="Cambria Math" w:eastAsia="宋体"/>
+              <w:sz w:val="24"/>
+            </w:rPr>
+            <m:t>(t)=</m:t>
+          </m:r>
+          <m:sSub>
+            <m:sSubPr>
+              <m:ctrlPr>
+                <w:rPr>
+                  <w:rFonts w:hint="default" w:ascii="Cambria Math" w:hAnsi="Cambria Math" w:eastAsia="宋体"/>
+                  <w:sz w:val="24"/>
+                </w:rPr>
+              </m:ctrlPr>
+            </m:sSubPr>
+            <m:e>
+              <m:r>
+                <m:rPr/>
+                <w:rPr>
+                  <w:rFonts w:hint="default" w:ascii="Cambria Math" w:hAnsi="Cambria Math" w:eastAsia="宋体"/>
+                  <w:sz w:val="24"/>
+                </w:rPr>
+                <m:t>α</m:t>
+              </m:r>
+              <m:ctrlPr>
+                <w:rPr>
+                  <w:rFonts w:ascii="Cambria Math" w:hAnsi="Cambria Math" w:eastAsia="宋体"/>
+                  <w:sz w:val="24"/>
+                </w:rPr>
+              </m:ctrlPr>
+            </m:e>
+            <m:sub>
+              <m:r>
+                <m:rPr/>
+                <w:rPr>
+                  <w:rFonts w:hint="default" w:ascii="Cambria Math" w:hAnsi="Cambria Math" w:eastAsia="宋体"/>
+                  <w:sz w:val="24"/>
+                </w:rPr>
+                <m:t>k</m:t>
+              </m:r>
+              <m:ctrlPr>
+                <w:rPr>
+                  <w:rFonts w:ascii="Cambria Math" w:hAnsi="Cambria Math" w:eastAsia="宋体"/>
+                  <w:sz w:val="24"/>
+                </w:rPr>
+              </m:ctrlPr>
+            </m:sub>
+          </m:sSub>
+          <m:r>
+            <m:rPr/>
+            <w:rPr>
+              <w:rFonts w:hint="default" w:ascii="Cambria Math" w:hAnsi="Cambria Math" w:eastAsia="宋体"/>
+              <w:sz w:val="24"/>
+            </w:rPr>
+            <m:t>+</m:t>
+          </m:r>
+          <m:sSub>
+            <m:sSubPr>
+              <m:ctrlPr>
+                <w:rPr>
+                  <w:rFonts w:hint="default" w:ascii="Cambria Math" w:hAnsi="Cambria Math" w:eastAsia="宋体"/>
+                  <w:sz w:val="24"/>
+                </w:rPr>
+              </m:ctrlPr>
+            </m:sSubPr>
+            <m:e>
+              <m:r>
+                <m:rPr/>
+                <w:rPr>
+                  <w:rFonts w:hint="default" w:ascii="Cambria Math" w:hAnsi="Cambria Math" w:eastAsia="宋体"/>
+                  <w:sz w:val="24"/>
+                </w:rPr>
+                <m:t>β</m:t>
+              </m:r>
+              <m:ctrlPr>
+                <w:rPr>
+                  <w:rFonts w:ascii="Cambria Math" w:hAnsi="Cambria Math" w:eastAsia="宋体"/>
+                  <w:sz w:val="24"/>
+                </w:rPr>
+              </m:ctrlPr>
+            </m:e>
+            <m:sub>
+              <m:r>
+                <m:rPr/>
+                <w:rPr>
+                  <w:rFonts w:hint="default" w:ascii="Cambria Math" w:hAnsi="Cambria Math" w:eastAsia="宋体"/>
+                  <w:sz w:val="24"/>
+                </w:rPr>
+                <m:t>k</m:t>
+              </m:r>
+              <m:ctrlPr>
+                <w:rPr>
+                  <w:rFonts w:ascii="Cambria Math" w:hAnsi="Cambria Math" w:eastAsia="宋体"/>
+                  <w:sz w:val="24"/>
+                </w:rPr>
+              </m:ctrlPr>
+            </m:sub>
+          </m:sSub>
+          <m:sSub>
+            <m:sSubPr>
+              <m:ctrlPr>
+                <w:rPr>
+                  <w:rFonts w:hint="default" w:ascii="Cambria Math" w:hAnsi="Cambria Math" w:eastAsia="宋体"/>
+                  <w:sz w:val="24"/>
+                </w:rPr>
+              </m:ctrlPr>
+            </m:sSubPr>
+            <m:e>
+              <m:r>
+                <m:rPr/>
+                <w:rPr>
+                  <w:rFonts w:hint="default" w:ascii="Cambria Math" w:hAnsi="Cambria Math" w:eastAsia="宋体"/>
+                  <w:sz w:val="24"/>
+                </w:rPr>
+                <m:t>P</m:t>
+              </m:r>
+              <m:ctrlPr>
+                <w:rPr>
+                  <w:rFonts w:ascii="Cambria Math" w:hAnsi="Cambria Math" w:eastAsia="宋体"/>
+                  <w:sz w:val="24"/>
+                </w:rPr>
+              </m:ctrlPr>
+            </m:e>
+            <m:sub>
+              <m:r>
+                <m:rPr/>
+                <w:rPr>
+                  <w:rFonts w:hint="default" w:ascii="Cambria Math" w:hAnsi="Cambria Math" w:eastAsia="宋体"/>
+                  <w:sz w:val="24"/>
+                </w:rPr>
+                <m:t>before</m:t>
+              </m:r>
+              <m:ctrlPr>
+                <w:rPr>
+                  <w:rFonts w:ascii="Cambria Math" w:hAnsi="Cambria Math" w:eastAsia="宋体"/>
+                  <w:sz w:val="24"/>
+                </w:rPr>
+              </m:ctrlPr>
+            </m:sub>
+          </m:sSub>
+          <m:r>
+            <m:rPr/>
+            <w:rPr>
+              <w:rFonts w:hint="default" w:ascii="Cambria Math" w:hAnsi="Cambria Math" w:eastAsia="宋体"/>
+              <w:sz w:val="24"/>
+            </w:rPr>
+            <m:t>(t)</m:t>
+          </m:r>
+        </m:oMath>
+      </m:oMathPara>
+    </w:p>
+    <w:p>
+      <w:pPr>
+        <w:pStyle w:val="4"/>
+        <m:rPr/>
+        <w:rPr>
+          <w:rFonts w:ascii="Cambria Math" w:hAnsi="Cambria Math" w:eastAsia="宋体" w:cstheme="minorBidi"/>
+          <w:i/>
+          <w:kern w:val="2"/>
+          <w:sz w:val="24"/>
+          <w:szCs w:val="24"/>
+          <w:lang w:val="en-US" w:eastAsia="zh-CN" w:bidi="ar-SA"/>
+        </w:rPr>
+      </w:pPr>
+      <m:oMathPara>
+        <m:oMath>
+          <m:r>
+            <m:rPr/>
+            <w:rPr>
+              <w:rFonts w:hint="default" w:ascii="Cambria Math" w:hAnsi="Cambria Math" w:eastAsia="宋体"/>
+              <w:sz w:val="24"/>
+            </w:rPr>
+            <m:t>Δ</m:t>
+          </m:r>
+          <m:sSub>
+            <m:sSubPr>
+              <m:ctrlPr>
+                <w:rPr>
+                  <w:rFonts w:hint="default" w:ascii="Cambria Math" w:hAnsi="Cambria Math" w:eastAsia="宋体"/>
+                  <w:sz w:val="24"/>
+                </w:rPr>
+              </m:ctrlPr>
+            </m:sSubPr>
+            <m:e>
+              <m:r>
+                <m:rPr/>
+                <w:rPr>
+                  <w:rFonts w:hint="default" w:ascii="Cambria Math" w:hAnsi="Cambria Math" w:eastAsia="宋体"/>
+                  <w:sz w:val="24"/>
+                </w:rPr>
+                <m:t>P</m:t>
+              </m:r>
+              <m:ctrlPr>
+                <w:rPr>
+                  <w:rFonts w:ascii="Cambria Math" w:hAnsi="Cambria Math" w:eastAsia="宋体"/>
+                  <w:sz w:val="24"/>
+                </w:rPr>
+              </m:ctrlPr>
+            </m:e>
+            <m:sub>
+              <m:r>
+                <m:rPr/>
+                <w:rPr>
+                  <w:rFonts w:hint="default" w:ascii="Cambria Math" w:hAnsi="Cambria Math" w:eastAsia="宋体"/>
+                  <w:sz w:val="24"/>
+                </w:rPr>
+                <m:t>i</m:t>
+              </m:r>
+              <m:ctrlPr>
+                <w:rPr>
+                  <w:rFonts w:ascii="Cambria Math" w:hAnsi="Cambria Math" w:eastAsia="宋体"/>
+                  <w:sz w:val="24"/>
+                </w:rPr>
+              </m:ctrlPr>
+            </m:sub>
+          </m:sSub>
+          <m:r>
+            <m:rPr/>
+            <w:rPr>
+              <w:rFonts w:hint="default" w:ascii="Cambria Math" w:hAnsi="Cambria Math" w:eastAsia="宋体"/>
+              <w:sz w:val="24"/>
+            </w:rPr>
+            <m:t>(t)=</m:t>
+          </m:r>
+          <m:d>
+            <m:dPr>
+              <m:begChr m:val="{"/>
+              <m:endChr m:val=""/>
+              <m:ctrlPr>
+                <w:rPr>
+                  <w:rFonts w:hint="default" w:ascii="Cambria Math" w:hAnsi="Cambria Math" w:eastAsia="宋体"/>
+                  <w:sz w:val="24"/>
+                </w:rPr>
+              </m:ctrlPr>
+            </m:dPr>
+            <m:e>
+              <m:eqArr>
+                <m:eqArrPr>
+                  <m:ctrlPr>
+                    <w:rPr>
+                      <w:rFonts w:hint="default" w:ascii="Cambria Math" w:hAnsi="Cambria Math" w:eastAsia="宋体"/>
+                      <w:sz w:val="24"/>
+                    </w:rPr>
+                  </m:ctrlPr>
+                </m:eqArrPr>
+                <m:e>
+                  <m:sSub>
+                    <m:sSubPr>
+                      <m:ctrlPr>
+                        <w:rPr>
+                          <w:rFonts w:hint="default" w:ascii="Cambria Math" w:hAnsi="Cambria Math" w:eastAsia="宋体"/>
+                          <w:sz w:val="24"/>
+                        </w:rPr>
+                      </m:ctrlPr>
+                    </m:sSubPr>
+                    <m:e>
+                      <m:r>
+                        <m:rPr/>
+                        <w:rPr>
+                          <w:rFonts w:hint="default" w:ascii="Cambria Math" w:hAnsi="Cambria Math" w:eastAsia="宋体"/>
+                          <w:sz w:val="24"/>
+                        </w:rPr>
+                        <m:t>g</m:t>
+                      </m:r>
+                      <m:ctrlPr>
+                        <w:rPr>
+                          <w:rFonts w:ascii="Cambria Math" w:hAnsi="Cambria Math" w:eastAsia="宋体"/>
+                          <w:sz w:val="24"/>
+                        </w:rPr>
+                      </m:ctrlPr>
+                    </m:e>
+                    <m:sub>
+                      <m:r>
+                        <m:rPr/>
+                        <w:rPr>
+                          <w:rFonts w:hint="default" w:ascii="Cambria Math" w:hAnsi="Cambria Math" w:eastAsia="宋体"/>
+                          <w:sz w:val="24"/>
+                        </w:rPr>
+                        <m:t>k,1</m:t>
+                      </m:r>
+                      <m:ctrlPr>
+                        <w:rPr>
+                          <w:rFonts w:ascii="Cambria Math" w:hAnsi="Cambria Math" w:eastAsia="宋体"/>
+                          <w:sz w:val="24"/>
+                        </w:rPr>
+                      </m:ctrlPr>
+                    </m:sub>
+                  </m:sSub>
+                  <m:r>
+                    <m:rPr/>
+                    <w:rPr>
+                      <w:rFonts w:hint="default" w:ascii="Cambria Math" w:hAnsi="Cambria Math" w:eastAsia="宋体"/>
+                      <w:sz w:val="24"/>
+                    </w:rPr>
+                    <m:t>,</m:t>
+                  </m:r>
+                  <m:sSub>
+                    <m:sSubPr>
+                      <m:ctrlPr>
+                        <w:rPr>
+                          <w:rFonts w:hint="default" w:ascii="Cambria Math" w:hAnsi="Cambria Math" w:eastAsia="宋体"/>
+                          <w:sz w:val="24"/>
+                        </w:rPr>
+                      </m:ctrlPr>
+                    </m:sSubPr>
+                    <m:e>
+                      <m:r>
+                        <m:rPr/>
+                        <w:rPr>
+                          <w:rFonts w:hint="default" w:ascii="Cambria Math" w:hAnsi="Cambria Math" w:eastAsia="宋体"/>
+                          <w:sz w:val="24"/>
+                        </w:rPr>
+                        <m:t>P</m:t>
+                      </m:r>
+                      <m:ctrlPr>
+                        <w:rPr>
+                          <w:rFonts w:ascii="Cambria Math" w:hAnsi="Cambria Math" w:eastAsia="宋体"/>
+                          <w:sz w:val="24"/>
+                        </w:rPr>
+                      </m:ctrlPr>
+                    </m:e>
+                    <m:sub>
+                      <m:r>
+                        <m:rPr/>
+                        <w:rPr>
+                          <w:rFonts w:hint="default" w:ascii="Cambria Math" w:hAnsi="Cambria Math" w:eastAsia="宋体"/>
+                          <w:sz w:val="24"/>
+                        </w:rPr>
+                        <m:t>before</m:t>
+                      </m:r>
+                      <m:ctrlPr>
+                        <w:rPr>
+                          <w:rFonts w:ascii="Cambria Math" w:hAnsi="Cambria Math" w:eastAsia="宋体"/>
+                          <w:sz w:val="24"/>
+                        </w:rPr>
+                      </m:ctrlPr>
+                    </m:sub>
+                  </m:sSub>
+                  <m:r>
+                    <m:rPr/>
+                    <w:rPr>
+                      <w:rFonts w:hint="default" w:ascii="Cambria Math" w:hAnsi="Cambria Math" w:eastAsia="宋体"/>
+                      <w:sz w:val="24"/>
+                    </w:rPr>
+                    <m:t>&lt;60</m:t>
+                  </m:r>
+                  <m:ctrlPr>
+                    <w:rPr>
+                      <w:rFonts w:hint="default" w:ascii="Cambria Math" w:hAnsi="Cambria Math" w:eastAsia="宋体"/>
+                      <w:sz w:val="24"/>
+                    </w:rPr>
+                  </m:ctrlPr>
+                </m:e>
+                <m:e>
+                  <m:sSub>
+                    <m:sSubPr>
+                      <m:ctrlPr>
+                        <w:rPr>
+                          <w:rFonts w:hint="default" w:ascii="Cambria Math" w:hAnsi="Cambria Math" w:eastAsia="宋体"/>
+                          <w:sz w:val="24"/>
+                        </w:rPr>
+                      </m:ctrlPr>
+                    </m:sSubPr>
+                    <m:e>
+                      <m:r>
+                        <m:rPr/>
+                        <w:rPr>
+                          <w:rFonts w:hint="default" w:ascii="Cambria Math" w:hAnsi="Cambria Math" w:eastAsia="宋体"/>
+                          <w:sz w:val="24"/>
+                        </w:rPr>
+                        <m:t>g</m:t>
+                      </m:r>
+                      <m:ctrlPr>
+                        <w:rPr>
+                          <w:rFonts w:ascii="Cambria Math" w:hAnsi="Cambria Math" w:eastAsia="宋体"/>
+                          <w:sz w:val="24"/>
+                        </w:rPr>
+                      </m:ctrlPr>
+                    </m:e>
+                    <m:sub>
+                      <m:r>
+                        <m:rPr/>
+                        <w:rPr>
+                          <w:rFonts w:hint="default" w:ascii="Cambria Math" w:hAnsi="Cambria Math" w:eastAsia="宋体"/>
+                          <w:sz w:val="24"/>
+                        </w:rPr>
+                        <m:t>k,2</m:t>
+                      </m:r>
+                      <m:ctrlPr>
+                        <w:rPr>
+                          <w:rFonts w:ascii="Cambria Math" w:hAnsi="Cambria Math" w:eastAsia="宋体"/>
+                          <w:sz w:val="24"/>
+                        </w:rPr>
+                      </m:ctrlPr>
+                    </m:sub>
+                  </m:sSub>
+                  <m:r>
+                    <m:rPr/>
+                    <w:rPr>
+                      <w:rFonts w:hint="default" w:ascii="Cambria Math" w:hAnsi="Cambria Math" w:eastAsia="宋体"/>
+                      <w:sz w:val="24"/>
+                    </w:rPr>
+                    <m:t>,60≤</m:t>
+                  </m:r>
+                  <m:sSub>
+                    <m:sSubPr>
+                      <m:ctrlPr>
+                        <w:rPr>
+                          <w:rFonts w:hint="default" w:ascii="Cambria Math" w:hAnsi="Cambria Math" w:eastAsia="宋体"/>
+                          <w:sz w:val="24"/>
+                        </w:rPr>
+                      </m:ctrlPr>
+                    </m:sSubPr>
+                    <m:e>
+                      <m:r>
+                        <m:rPr/>
+                        <w:rPr>
+                          <w:rFonts w:hint="default" w:ascii="Cambria Math" w:hAnsi="Cambria Math" w:eastAsia="宋体"/>
+                          <w:sz w:val="24"/>
+                        </w:rPr>
+                        <m:t>P</m:t>
+                      </m:r>
+                      <m:ctrlPr>
+                        <w:rPr>
+                          <w:rFonts w:ascii="Cambria Math" w:hAnsi="Cambria Math" w:eastAsia="宋体"/>
+                          <w:sz w:val="24"/>
+                        </w:rPr>
+                      </m:ctrlPr>
+                    </m:e>
+                    <m:sub>
+                      <m:r>
+                        <m:rPr/>
+                        <w:rPr>
+                          <w:rFonts w:hint="default" w:ascii="Cambria Math" w:hAnsi="Cambria Math" w:eastAsia="宋体"/>
+                          <w:sz w:val="24"/>
+                        </w:rPr>
+                        <m:t>before</m:t>
+                      </m:r>
+                      <m:ctrlPr>
+                        <w:rPr>
+                          <w:rFonts w:ascii="Cambria Math" w:hAnsi="Cambria Math" w:eastAsia="宋体"/>
+                          <w:sz w:val="24"/>
+                        </w:rPr>
+                      </m:ctrlPr>
+                    </m:sub>
+                  </m:sSub>
+                  <m:r>
+                    <m:rPr/>
+                    <w:rPr>
+                      <w:rFonts w:hint="default" w:ascii="Cambria Math" w:hAnsi="Cambria Math" w:eastAsia="宋体"/>
+                      <w:sz w:val="24"/>
+                    </w:rPr>
+                    <m:t>&lt;80</m:t>
+                  </m:r>
+                  <m:ctrlPr>
+                    <w:rPr>
+                      <w:rFonts w:hint="default" w:ascii="Cambria Math" w:hAnsi="Cambria Math" w:eastAsia="宋体"/>
+                      <w:sz w:val="24"/>
+                    </w:rPr>
+                  </m:ctrlPr>
+                </m:e>
+                <m:e>
+                  <m:sSub>
+                    <m:sSubPr>
+                      <m:ctrlPr>
+                        <w:rPr>
+                          <w:rFonts w:hint="default" w:ascii="Cambria Math" w:hAnsi="Cambria Math" w:eastAsia="宋体"/>
+                          <w:sz w:val="24"/>
+                        </w:rPr>
+                      </m:ctrlPr>
+                    </m:sSubPr>
+                    <m:e>
+                      <m:r>
+                        <m:rPr/>
+                        <w:rPr>
+                          <w:rFonts w:hint="default" w:ascii="Cambria Math" w:hAnsi="Cambria Math" w:eastAsia="宋体"/>
+                          <w:sz w:val="24"/>
+                        </w:rPr>
+                        <m:t>g</m:t>
+                      </m:r>
+                      <m:ctrlPr>
+                        <w:rPr>
+                          <w:rFonts w:ascii="Cambria Math" w:hAnsi="Cambria Math" w:eastAsia="宋体"/>
+                          <w:sz w:val="24"/>
+                        </w:rPr>
+                      </m:ctrlPr>
+                    </m:e>
+                    <m:sub>
+                      <m:r>
+                        <m:rPr/>
+                        <w:rPr>
+                          <w:rFonts w:hint="default" w:ascii="Cambria Math" w:hAnsi="Cambria Math" w:eastAsia="宋体"/>
+                          <w:sz w:val="24"/>
+                        </w:rPr>
+                        <m:t>k,3</m:t>
+                      </m:r>
+                      <m:ctrlPr>
+                        <w:rPr>
+                          <w:rFonts w:ascii="Cambria Math" w:hAnsi="Cambria Math" w:eastAsia="宋体"/>
+                          <w:sz w:val="24"/>
+                        </w:rPr>
+                      </m:ctrlPr>
+                    </m:sub>
+                  </m:sSub>
+                  <m:r>
+                    <m:rPr/>
+                    <w:rPr>
+                      <w:rFonts w:hint="default" w:ascii="Cambria Math" w:hAnsi="Cambria Math" w:eastAsia="宋体"/>
+                      <w:sz w:val="24"/>
+                    </w:rPr>
+                    <m:t>,</m:t>
+                  </m:r>
+                  <m:sSub>
+                    <m:sSubPr>
+                      <m:ctrlPr>
+                        <w:rPr>
+                          <w:rFonts w:hint="default" w:ascii="Cambria Math" w:hAnsi="Cambria Math" w:eastAsia="宋体"/>
+                          <w:sz w:val="24"/>
+                        </w:rPr>
+                      </m:ctrlPr>
+                    </m:sSubPr>
+                    <m:e>
+                      <m:r>
+                        <m:rPr/>
+                        <w:rPr>
+                          <w:rFonts w:hint="default" w:ascii="Cambria Math" w:hAnsi="Cambria Math" w:eastAsia="宋体"/>
+                          <w:sz w:val="24"/>
+                        </w:rPr>
+                        <m:t>P</m:t>
+                      </m:r>
+                      <m:ctrlPr>
+                        <w:rPr>
+                          <w:rFonts w:ascii="Cambria Math" w:hAnsi="Cambria Math" w:eastAsia="宋体"/>
+                          <w:sz w:val="24"/>
+                        </w:rPr>
+                      </m:ctrlPr>
+                    </m:e>
+                    <m:sub>
+                      <m:r>
+                        <m:rPr/>
+                        <w:rPr>
+                          <w:rFonts w:hint="default" w:ascii="Cambria Math" w:hAnsi="Cambria Math" w:eastAsia="宋体"/>
+                          <w:sz w:val="24"/>
+                        </w:rPr>
+                        <m:t>before</m:t>
+                      </m:r>
+                      <m:ctrlPr>
+                        <w:rPr>
+                          <w:rFonts w:ascii="Cambria Math" w:hAnsi="Cambria Math" w:eastAsia="宋体"/>
+                          <w:sz w:val="24"/>
+                        </w:rPr>
+                      </m:ctrlPr>
+                    </m:sub>
+                  </m:sSub>
+                  <m:r>
+                    <m:rPr/>
+                    <w:rPr>
+                      <w:rFonts w:hint="default" w:ascii="Cambria Math" w:hAnsi="Cambria Math" w:eastAsia="宋体"/>
+                      <w:sz w:val="24"/>
+                    </w:rPr>
+                    <m:t>≥80</m:t>
+                  </m:r>
+                  <m:ctrlPr>
+                    <w:rPr>
+                      <w:rFonts w:hint="default" w:ascii="Cambria Math" w:hAnsi="Cambria Math" w:eastAsia="宋体"/>
+                      <w:sz w:val="24"/>
+                    </w:rPr>
+                  </m:ctrlPr>
+                </m:e>
+              </m:eqArr>
+              <m:ctrlPr>
+                <w:rPr>
+                  <w:rFonts w:hint="default" w:ascii="Cambria Math" w:hAnsi="Cambria Math" w:eastAsia="宋体"/>
+                  <w:sz w:val="24"/>
+                </w:rPr>
+              </m:ctrlPr>
+            </m:e>
+          </m:d>
+        </m:oMath>
+      </m:oMathPara>
+    </w:p>
+    <w:p>
+      <w:pPr>
+        <w:pStyle w:val="4"/>
+        <m:rPr/>
+        <w:rPr>
+          <w:rFonts w:hint="default" w:hAnsi="Cambria Math" w:eastAsia="宋体" w:cstheme="minorBidi"/>
+          <w:i w:val="0"/>
+          <w:kern w:val="2"/>
+          <w:sz w:val="24"/>
+          <w:szCs w:val="24"/>
+          <w:lang w:val="en-US" w:eastAsia="zh-CN" w:bidi="ar-SA"/>
+        </w:rPr>
+      </w:pPr>
+      <m:oMathPara>
+        <m:oMath>
+          <m:sSub>
+            <m:sSubPr>
+              <m:ctrlPr>
+                <w:rPr>
+                  <w:rFonts w:hint="default" w:ascii="Cambria Math" w:hAnsi="Cambria Math" w:eastAsia="宋体"/>
+                  <w:sz w:val="24"/>
+                </w:rPr>
+              </m:ctrlPr>
+            </m:sSubPr>
+            <m:e>
+              <m:r>
+                <m:rPr/>
+                <w:rPr>
+                  <w:rFonts w:hint="default" w:ascii="Cambria Math" w:hAnsi="Cambria Math" w:eastAsia="宋体"/>
+                  <w:sz w:val="24"/>
+                </w:rPr>
+                <m:t>L</m:t>
+              </m:r>
+              <m:ctrlPr>
+                <w:rPr>
+                  <w:rFonts w:ascii="Cambria Math" w:hAnsi="Cambria Math" w:eastAsia="宋体"/>
+                  <w:sz w:val="24"/>
+                </w:rPr>
+              </m:ctrlPr>
+            </m:e>
+            <m:sub>
+              <m:r>
+                <m:rPr/>
+                <w:rPr>
+                  <w:rFonts w:hint="default" w:ascii="Cambria Math" w:hAnsi="Cambria Math" w:eastAsia="宋体"/>
+                  <w:sz w:val="24"/>
+                </w:rPr>
+                <m:t>i</m:t>
+              </m:r>
+              <m:ctrlPr>
+                <w:rPr>
+                  <w:rFonts w:ascii="Cambria Math" w:hAnsi="Cambria Math" w:eastAsia="宋体"/>
+                  <w:sz w:val="24"/>
+                </w:rPr>
+              </m:ctrlPr>
+            </m:sub>
+          </m:sSub>
+          <m:r>
+            <m:rPr/>
+            <w:rPr>
+              <w:rFonts w:hint="default" w:ascii="Cambria Math" w:hAnsi="Cambria Math" w:eastAsia="宋体"/>
+              <w:sz w:val="24"/>
+            </w:rPr>
+            <m:t>=</m:t>
+          </m:r>
+          <m:func>
+            <m:funcPr>
+              <m:ctrlPr>
+                <w:rPr>
+                  <w:rFonts w:hint="default" w:ascii="Cambria Math" w:hAnsi="Cambria Math" w:eastAsia="宋体"/>
+                  <w:sz w:val="24"/>
+                </w:rPr>
+              </m:ctrlPr>
+            </m:funcPr>
+            <m:fName>
+              <m:limLow>
+                <m:limLowPr>
+                  <m:ctrlPr>
+                    <w:rPr>
+                      <w:rFonts w:hint="default" w:ascii="Cambria Math" w:hAnsi="Cambria Math" w:eastAsia="宋体"/>
+                      <w:sz w:val="24"/>
+                    </w:rPr>
+                  </m:ctrlPr>
+                </m:limLowPr>
+                <m:e>
+                  <m:r>
+                    <m:rPr>
+                      <m:sty m:val="p"/>
+                    </m:rPr>
+                    <w:rPr>
+                      <w:rFonts w:hint="default" w:ascii="Cambria Math" w:hAnsi="Cambria Math" w:eastAsia="宋体"/>
+                      <w:sz w:val="24"/>
+                    </w:rPr>
+                    <m:t>min</m:t>
+                  </m:r>
+                  <m:ctrlPr>
+                    <w:rPr>
+                      <w:rFonts w:ascii="Cambria Math" w:hAnsi="Cambria Math" w:eastAsia="宋体"/>
+                      <w:sz w:val="24"/>
+                    </w:rPr>
+                  </m:ctrlPr>
+                </m:e>
+                <m:lim>
+                  <m:ctrlPr>
+                    <w:rPr>
+                      <w:rFonts w:ascii="Cambria Math" w:hAnsi="Cambria Math" w:eastAsia="宋体"/>
+                      <w:sz w:val="24"/>
+                    </w:rPr>
+                  </m:ctrlPr>
+                </m:lim>
+              </m:limLow>
+              <m:ctrlPr>
+                <w:rPr>
+                  <w:rFonts w:hint="default" w:ascii="Cambria Math" w:hAnsi="Cambria Math" w:eastAsia="宋体"/>
+                  <w:sz w:val="24"/>
+                </w:rPr>
+              </m:ctrlPr>
+            </m:fName>
+            <m:e>
+              <m:d>
+                <m:dPr>
+                  <m:begChr m:val="{"/>
+                  <m:endChr m:val="}"/>
+                  <m:ctrlPr>
+                    <w:rPr>
+                      <w:rFonts w:hint="default" w:ascii="Cambria Math" w:hAnsi="Cambria Math" w:eastAsia="宋体"/>
+                      <w:sz w:val="24"/>
+                    </w:rPr>
+                  </m:ctrlPr>
+                </m:dPr>
+                <m:e>
+                  <m:r>
+                    <m:rPr/>
+                    <w:rPr>
+                      <w:rFonts w:hint="default" w:ascii="Cambria Math" w:hAnsi="Cambria Math" w:eastAsia="宋体"/>
+                      <w:sz w:val="24"/>
+                    </w:rPr>
+                    <m:t>t:</m:t>
+                  </m:r>
+                  <m:sSub>
+                    <m:sSubPr>
+                      <m:ctrlPr>
+                        <w:rPr>
+                          <w:rFonts w:hint="default" w:ascii="Cambria Math" w:hAnsi="Cambria Math" w:eastAsia="宋体"/>
+                          <w:sz w:val="24"/>
+                        </w:rPr>
+                      </m:ctrlPr>
+                    </m:sSubPr>
+                    <m:e>
+                      <m:acc>
+                        <m:accPr>
+                          <m:chr m:val="̄"/>
+                          <m:ctrlPr>
+                            <w:rPr>
+                              <w:rFonts w:hint="default" w:ascii="Cambria Math" w:hAnsi="Cambria Math" w:eastAsia="宋体"/>
+                              <w:sz w:val="24"/>
+                            </w:rPr>
+                          </m:ctrlPr>
+                        </m:accPr>
+                        <m:e>
+                          <m:r>
+                            <m:rPr/>
+                            <w:rPr>
+                              <w:rFonts w:hint="default" w:ascii="Cambria Math" w:hAnsi="Cambria Math" w:eastAsia="宋体"/>
+                              <w:sz w:val="24"/>
+                            </w:rPr>
+                            <m:t>P</m:t>
+                          </m:r>
+                          <m:ctrlPr>
+                            <w:rPr>
+                              <w:rFonts w:ascii="Cambria Math" w:hAnsi="Cambria Math" w:eastAsia="宋体"/>
+                              <w:sz w:val="24"/>
+                            </w:rPr>
+                          </m:ctrlPr>
+                        </m:e>
+                      </m:acc>
+                      <m:ctrlPr>
+                        <w:rPr>
+                          <w:rFonts w:hint="default" w:ascii="Cambria Math" w:hAnsi="Cambria Math" w:eastAsia="宋体"/>
+                          <w:sz w:val="24"/>
+                        </w:rPr>
+                      </m:ctrlPr>
+                    </m:e>
+                    <m:sub>
+                      <m:r>
+                        <m:rPr/>
+                        <w:rPr>
+                          <w:rFonts w:hint="default" w:ascii="Cambria Math" w:hAnsi="Cambria Math" w:eastAsia="宋体"/>
+                          <w:sz w:val="24"/>
+                        </w:rPr>
+                        <m:t>i,y</m:t>
+                      </m:r>
+                      <m:ctrlPr>
+                        <w:rPr>
+                          <w:rFonts w:hint="default" w:ascii="Cambria Math" w:hAnsi="Cambria Math" w:eastAsia="宋体"/>
+                          <w:sz w:val="24"/>
+                        </w:rPr>
+                      </m:ctrlPr>
+                    </m:sub>
+                  </m:sSub>
+                  <m:r>
+                    <m:rPr/>
+                    <w:rPr>
+                      <w:rFonts w:hint="default" w:ascii="Cambria Math" w:hAnsi="Cambria Math" w:eastAsia="宋体"/>
+                      <w:sz w:val="24"/>
+                    </w:rPr>
+                    <m:t>&lt;37且维护后仍无法恢复</m:t>
+                  </m:r>
+                  <m:ctrlPr>
+                    <w:rPr>
+                      <w:rFonts w:hint="default" w:ascii="Cambria Math" w:hAnsi="Cambria Math" w:eastAsia="宋体"/>
+                      <w:sz w:val="24"/>
+                    </w:rPr>
+                  </m:ctrlPr>
+                </m:e>
+              </m:d>
+              <m:ctrlPr>
+                <w:rPr>
+                  <w:rFonts w:hint="default" w:ascii="Cambria Math" w:hAnsi="Cambria Math" w:eastAsia="宋体"/>
+                  <w:sz w:val="24"/>
+                </w:rPr>
+              </m:ctrlPr>
+            </m:e>
+          </m:func>
+        </m:oMath>
+      </m:oMathPara>
+    </w:p>
+    <w:p>
+      <w:pPr>
+        <w:pStyle w:val="4"/>
+        <w:rPr>
+          <w:rFonts w:hint="default" w:hAnsi="Cambria Math" w:eastAsia="宋体"/>
+          <w:i w:val="0"/>
+          <w:sz w:val="24"/>
+          <w:lang w:val="en-US"/>
+        </w:rPr>
+      </w:pPr>
+    </w:p>
+    <w:p>
+      <w:pPr>
+        <w:pStyle w:val="4"/>
+        <w:rPr>
+          <w:rFonts w:hint="default" w:hAnsi="Cambria Math" w:eastAsia="宋体"/>
+          <w:i w:val="0"/>
+          <w:sz w:val="24"/>
+          <w:lang w:val="en-US"/>
+        </w:rPr>
+      </w:pPr>
+    </w:p>
+    <w:p>
+      <w:pPr>
+        <w:pStyle w:val="4"/>
         <w:rPr>
           <w:rFonts w:hint="eastAsia" w:ascii="宋体" w:hAnsi="宋体" w:eastAsia="宋体" w:cs="宋体"/>
           <w:b/>
@@ -6254,7 +7409,6 @@
         </w:rPr>
       </w:pPr>
       <w:r>
-        <m:rPr/>
         <w:rPr>
           <w:rFonts w:hint="eastAsia" w:ascii="宋体" w:hAnsi="宋体" w:eastAsia="宋体" w:cs="宋体"/>
           <w:b/>
@@ -6352,7 +7506,6 @@
     <w:p>
       <w:pPr>
         <w:pStyle w:val="4"/>
-        <m:rPr/>
         <w:rPr>
           <w:rFonts w:hint="default"/>
           <w:lang w:val="en-US" w:eastAsia="zh-CN"/>
@@ -6511,7 +7664,7 @@
     <w:lsdException w:qFormat="1" w:unhideWhenUsed="0" w:uiPriority="0" w:semiHidden="0" w:name="Strong"/>
     <w:lsdException w:qFormat="1" w:unhideWhenUsed="0" w:uiPriority="0" w:semiHidden="0" w:name="Emphasis"/>
     <w:lsdException w:unhideWhenUsed="0" w:uiPriority="0" w:semiHidden="0" w:name="Document Map"/>
-    <w:lsdException w:unhideWhenUsed="0" w:uiPriority="0" w:semiHidden="0" w:name="Plain Text"/>
+    <w:lsdException w:qFormat="1" w:unhideWhenUsed="0" w:uiPriority="0" w:semiHidden="0" w:name="Plain Text"/>
     <w:lsdException w:unhideWhenUsed="0" w:uiPriority="0" w:semiHidden="0" w:name="E-mail Signature"/>
     <w:lsdException w:unhideWhenUsed="0" w:uiPriority="0" w:semiHidden="0" w:name="Normal (Web)"/>
     <w:lsdException w:unhideWhenUsed="0" w:uiPriority="0" w:semiHidden="0" w:name="HTML Acronym"/>
@@ -6524,7 +7677,7 @@
     <w:lsdException w:unhideWhenUsed="0" w:uiPriority="0" w:semiHidden="0" w:name="HTML Sample"/>
     <w:lsdException w:unhideWhenUsed="0" w:uiPriority="0" w:semiHidden="0" w:name="HTML Typewriter"/>
     <w:lsdException w:unhideWhenUsed="0" w:uiPriority="0" w:semiHidden="0" w:name="HTML Variable"/>
-    <w:lsdException w:unhideWhenUsed="0" w:uiPriority="0" w:name="Normal Table"/>
+    <w:lsdException w:qFormat="1" w:unhideWhenUsed="0" w:uiPriority="0" w:name="Normal Table"/>
     <w:lsdException w:unhideWhenUsed="0" w:uiPriority="0" w:semiHidden="0" w:name="annotation subject"/>
     <w:lsdException w:unhideWhenUsed="0" w:uiPriority="0" w:semiHidden="0" w:name="Table Simple 1"/>
     <w:lsdException w:unhideWhenUsed="0" w:uiPriority="0" w:semiHidden="0" w:name="Table Simple 2"/>
@@ -6716,6 +7869,7 @@
   <w:style w:type="table" w:default="1" w:styleId="6">
     <w:name w:val="Normal Table"/>
     <w:semiHidden/>
+    <w:qFormat/>
     <w:uiPriority w:val="0"/>
     <w:tblPr>
       <w:tblCellMar>
@@ -6742,6 +7896,7 @@
   <w:style w:type="paragraph" w:styleId="4">
     <w:name w:val="Plain Text"/>
     <w:basedOn w:val="1"/>
+    <w:qFormat/>
     <w:uiPriority w:val="0"/>
     <w:rPr>
       <w:rFonts w:ascii="宋体" w:hAnsi="Courier New"/>
